--- a/fise/Rezolvare_E13_Sedinta_online.docx
+++ b/fise/Rezolvare_E13_Sedinta_online.docx
@@ -132,11 +132,12 @@
       <w:tblPr>
         <w:tblStyle w:val="TableGrid"/>
         <w:tblW w:type="auto" w:w="0"/>
+        <w:tblLayout w:type="fixed"/>
         <w:tblLook w:firstColumn="1" w:firstRow="1" w:lastColumn="0" w:lastRow="0" w:noHBand="0" w:noVBand="1" w:val="04A0"/>
       </w:tblPr>
       <w:tblGrid>
-        <w:gridCol w:w="5103"/>
-        <w:gridCol w:w="5103"/>
+        <w:gridCol w:w="1606"/>
+        <w:gridCol w:w="8032"/>
       </w:tblGrid>
       <w:tr>
         <w:trPr>
@@ -144,7 +145,7 @@
         </w:trPr>
         <w:tc>
           <w:tcPr>
-            <w:tcW w:type="dxa" w:w="5103"/>
+            <w:tcW w:type="dxa" w:w="1606"/>
             <w:shd w:val="clear" w:color="auto" w:fill="DCE6F1"/>
           </w:tcPr>
           <w:p>
@@ -160,7 +161,7 @@
         </w:tc>
         <w:tc>
           <w:tcPr>
-            <w:tcW w:type="dxa" w:w="5103"/>
+            <w:tcW w:type="dxa" w:w="8031"/>
             <w:shd w:val="clear" w:color="auto" w:fill="DCE6F1"/>
           </w:tcPr>
           <w:p>
@@ -178,7 +179,7 @@
       <w:tr>
         <w:tc>
           <w:tcPr>
-            <w:tcW w:type="dxa" w:w="5103"/>
+            <w:tcW w:type="dxa" w:w="1606"/>
           </w:tcPr>
           <w:p>
             <w:r>
@@ -192,7 +193,7 @@
         </w:tc>
         <w:tc>
           <w:tcPr>
-            <w:tcW w:type="dxa" w:w="5103"/>
+            <w:tcW w:type="dxa" w:w="8031"/>
           </w:tcPr>
           <w:p>
             <w:r>
@@ -208,7 +209,7 @@
       <w:tr>
         <w:tc>
           <w:tcPr>
-            <w:tcW w:type="dxa" w:w="5103"/>
+            <w:tcW w:type="dxa" w:w="1606"/>
           </w:tcPr>
           <w:p>
             <w:r>
@@ -222,7 +223,7 @@
         </w:tc>
         <w:tc>
           <w:tcPr>
-            <w:tcW w:type="dxa" w:w="5103"/>
+            <w:tcW w:type="dxa" w:w="8031"/>
           </w:tcPr>
           <w:p>
             <w:r>
@@ -238,7 +239,7 @@
       <w:tr>
         <w:tc>
           <w:tcPr>
-            <w:tcW w:type="dxa" w:w="5103"/>
+            <w:tcW w:type="dxa" w:w="1606"/>
           </w:tcPr>
           <w:p>
             <w:r>
@@ -252,7 +253,7 @@
         </w:tc>
         <w:tc>
           <w:tcPr>
-            <w:tcW w:type="dxa" w:w="5103"/>
+            <w:tcW w:type="dxa" w:w="8031"/>
           </w:tcPr>
           <w:p>
             <w:r>
@@ -268,7 +269,7 @@
       <w:tr>
         <w:tc>
           <w:tcPr>
-            <w:tcW w:type="dxa" w:w="5103"/>
+            <w:tcW w:type="dxa" w:w="1606"/>
           </w:tcPr>
           <w:p>
             <w:r>
@@ -282,7 +283,7 @@
         </w:tc>
         <w:tc>
           <w:tcPr>
-            <w:tcW w:type="dxa" w:w="5103"/>
+            <w:tcW w:type="dxa" w:w="8031"/>
           </w:tcPr>
           <w:p>
             <w:r>
@@ -298,7 +299,7 @@
       <w:tr>
         <w:tc>
           <w:tcPr>
-            <w:tcW w:type="dxa" w:w="5103"/>
+            <w:tcW w:type="dxa" w:w="1606"/>
           </w:tcPr>
           <w:p>
             <w:r>
@@ -312,7 +313,7 @@
         </w:tc>
         <w:tc>
           <w:tcPr>
-            <w:tcW w:type="dxa" w:w="5103"/>
+            <w:tcW w:type="dxa" w:w="8031"/>
           </w:tcPr>
           <w:p>
             <w:r>
@@ -328,7 +329,7 @@
       <w:tr>
         <w:tc>
           <w:tcPr>
-            <w:tcW w:type="dxa" w:w="5103"/>
+            <w:tcW w:type="dxa" w:w="1606"/>
           </w:tcPr>
           <w:p>
             <w:r>
@@ -342,7 +343,7 @@
         </w:tc>
         <w:tc>
           <w:tcPr>
-            <w:tcW w:type="dxa" w:w="5103"/>
+            <w:tcW w:type="dxa" w:w="8031"/>
           </w:tcPr>
           <w:p>
             <w:r>
@@ -358,7 +359,7 @@
       <w:tr>
         <w:tc>
           <w:tcPr>
-            <w:tcW w:type="dxa" w:w="5103"/>
+            <w:tcW w:type="dxa" w:w="1606"/>
           </w:tcPr>
           <w:p>
             <w:r>
@@ -372,7 +373,7 @@
         </w:tc>
         <w:tc>
           <w:tcPr>
-            <w:tcW w:type="dxa" w:w="5103"/>
+            <w:tcW w:type="dxa" w:w="8031"/>
           </w:tcPr>
           <w:p>
             <w:r>
@@ -499,11 +500,12 @@
       <w:tblPr>
         <w:tblStyle w:val="TableGrid"/>
         <w:tblW w:type="auto" w:w="0"/>
+        <w:tblLayout w:type="fixed"/>
         <w:tblLook w:firstColumn="1" w:firstRow="1" w:lastColumn="0" w:lastRow="0" w:noHBand="0" w:noVBand="1" w:val="04A0"/>
       </w:tblPr>
       <w:tblGrid>
-        <w:gridCol w:w="5103"/>
-        <w:gridCol w:w="5103"/>
+        <w:gridCol w:w="726"/>
+        <w:gridCol w:w="8912"/>
       </w:tblGrid>
       <w:tr>
         <w:trPr>
@@ -511,7 +513,7 @@
         </w:trPr>
         <w:tc>
           <w:tcPr>
-            <w:tcW w:type="dxa" w:w="5103"/>
+            <w:tcW w:type="dxa" w:w="727"/>
             <w:shd w:val="clear" w:color="auto" w:fill="DCE6F1"/>
           </w:tcPr>
           <w:p>
@@ -527,7 +529,7 @@
         </w:tc>
         <w:tc>
           <w:tcPr>
-            <w:tcW w:type="dxa" w:w="5103"/>
+            <w:tcW w:type="dxa" w:w="8911"/>
             <w:shd w:val="clear" w:color="auto" w:fill="DCE6F1"/>
           </w:tcPr>
           <w:p>
@@ -545,7 +547,7 @@
       <w:tr>
         <w:tc>
           <w:tcPr>
-            <w:tcW w:type="dxa" w:w="5103"/>
+            <w:tcW w:type="dxa" w:w="727"/>
           </w:tcPr>
           <w:p>
             <w:r>
@@ -559,7 +561,7 @@
         </w:tc>
         <w:tc>
           <w:tcPr>
-            <w:tcW w:type="dxa" w:w="5103"/>
+            <w:tcW w:type="dxa" w:w="8911"/>
           </w:tcPr>
           <w:p>
             <w:r>
@@ -575,7 +577,7 @@
       <w:tr>
         <w:tc>
           <w:tcPr>
-            <w:tcW w:type="dxa" w:w="5103"/>
+            <w:tcW w:type="dxa" w:w="727"/>
           </w:tcPr>
           <w:p>
             <w:r>
@@ -589,7 +591,7 @@
         </w:tc>
         <w:tc>
           <w:tcPr>
-            <w:tcW w:type="dxa" w:w="5103"/>
+            <w:tcW w:type="dxa" w:w="8911"/>
           </w:tcPr>
           <w:p>
             <w:r>
@@ -605,7 +607,7 @@
       <w:tr>
         <w:tc>
           <w:tcPr>
-            <w:tcW w:type="dxa" w:w="5103"/>
+            <w:tcW w:type="dxa" w:w="727"/>
           </w:tcPr>
           <w:p>
             <w:r>
@@ -619,7 +621,7 @@
         </w:tc>
         <w:tc>
           <w:tcPr>
-            <w:tcW w:type="dxa" w:w="5103"/>
+            <w:tcW w:type="dxa" w:w="8911"/>
           </w:tcPr>
           <w:p>
             <w:r>
@@ -635,7 +637,7 @@
       <w:tr>
         <w:tc>
           <w:tcPr>
-            <w:tcW w:type="dxa" w:w="5103"/>
+            <w:tcW w:type="dxa" w:w="727"/>
           </w:tcPr>
           <w:p>
             <w:r>
@@ -649,7 +651,7 @@
         </w:tc>
         <w:tc>
           <w:tcPr>
-            <w:tcW w:type="dxa" w:w="5103"/>
+            <w:tcW w:type="dxa" w:w="8911"/>
           </w:tcPr>
           <w:p>
             <w:r>
@@ -672,12 +674,13 @@
       <w:tblPr>
         <w:tblStyle w:val="TableGrid"/>
         <w:tblW w:type="auto" w:w="0"/>
+        <w:tblLayout w:type="fixed"/>
         <w:tblLook w:firstColumn="1" w:firstRow="1" w:lastColumn="0" w:lastRow="0" w:noHBand="0" w:noVBand="1" w:val="04A0"/>
       </w:tblPr>
       <w:tblGrid>
-        <w:gridCol w:w="3402"/>
-        <w:gridCol w:w="3402"/>
-        <w:gridCol w:w="3402"/>
+        <w:gridCol w:w="1606"/>
+        <w:gridCol w:w="6586"/>
+        <w:gridCol w:w="1445"/>
       </w:tblGrid>
       <w:tr>
         <w:trPr>
@@ -685,7 +688,7 @@
         </w:trPr>
         <w:tc>
           <w:tcPr>
-            <w:tcW w:type="dxa" w:w="3402"/>
+            <w:tcW w:type="dxa" w:w="1606"/>
             <w:shd w:val="clear" w:color="auto" w:fill="DCE6F1"/>
           </w:tcPr>
           <w:p>
@@ -701,7 +704,7 @@
         </w:tc>
         <w:tc>
           <w:tcPr>
-            <w:tcW w:type="dxa" w:w="3402"/>
+            <w:tcW w:type="dxa" w:w="6586"/>
             <w:shd w:val="clear" w:color="auto" w:fill="DCE6F1"/>
           </w:tcPr>
           <w:p>
@@ -717,7 +720,7 @@
         </w:tc>
         <w:tc>
           <w:tcPr>
-            <w:tcW w:type="dxa" w:w="3402"/>
+            <w:tcW w:type="dxa" w:w="1446"/>
             <w:shd w:val="clear" w:color="auto" w:fill="DCE6F1"/>
           </w:tcPr>
           <w:p>
@@ -735,7 +738,7 @@
       <w:tr>
         <w:tc>
           <w:tcPr>
-            <w:tcW w:type="dxa" w:w="3402"/>
+            <w:tcW w:type="dxa" w:w="1606"/>
           </w:tcPr>
           <w:p>
             <w:r>
@@ -749,7 +752,7 @@
         </w:tc>
         <w:tc>
           <w:tcPr>
-            <w:tcW w:type="dxa" w:w="3402"/>
+            <w:tcW w:type="dxa" w:w="6586"/>
           </w:tcPr>
           <w:p>
             <w:r>
@@ -763,7 +766,7 @@
         </w:tc>
         <w:tc>
           <w:tcPr>
-            <w:tcW w:type="dxa" w:w="3402"/>
+            <w:tcW w:type="dxa" w:w="1446"/>
           </w:tcPr>
           <w:p>
             <w:r>
@@ -779,7 +782,7 @@
       <w:tr>
         <w:tc>
           <w:tcPr>
-            <w:tcW w:type="dxa" w:w="3402"/>
+            <w:tcW w:type="dxa" w:w="1606"/>
           </w:tcPr>
           <w:p>
             <w:r>
@@ -793,7 +796,7 @@
         </w:tc>
         <w:tc>
           <w:tcPr>
-            <w:tcW w:type="dxa" w:w="3402"/>
+            <w:tcW w:type="dxa" w:w="6586"/>
           </w:tcPr>
           <w:p>
             <w:r>
@@ -807,7 +810,7 @@
         </w:tc>
         <w:tc>
           <w:tcPr>
-            <w:tcW w:type="dxa" w:w="3402"/>
+            <w:tcW w:type="dxa" w:w="1446"/>
           </w:tcPr>
           <w:p>
             <w:r>
@@ -823,7 +826,7 @@
       <w:tr>
         <w:tc>
           <w:tcPr>
-            <w:tcW w:type="dxa" w:w="3402"/>
+            <w:tcW w:type="dxa" w:w="1606"/>
           </w:tcPr>
           <w:p>
             <w:r>
@@ -837,7 +840,7 @@
         </w:tc>
         <w:tc>
           <w:tcPr>
-            <w:tcW w:type="dxa" w:w="3402"/>
+            <w:tcW w:type="dxa" w:w="6586"/>
           </w:tcPr>
           <w:p>
             <w:r>
@@ -851,7 +854,7 @@
         </w:tc>
         <w:tc>
           <w:tcPr>
-            <w:tcW w:type="dxa" w:w="3402"/>
+            <w:tcW w:type="dxa" w:w="1446"/>
           </w:tcPr>
           <w:p>
             <w:r>
